--- a/briefings/线口监测午报-2026-10-11.docx
+++ b/briefings/线口监测午报-2026-10-11.docx
@@ -22,7 +22,7 @@
           <w:color w:val="888888"/>
           <w:sz w:val="18"/>
         </w:rPr>
-        <w:t>监测窗口:近48小时 | 生成时间:2026-10-11 13:52</w:t>
+        <w:t>监测窗口:近48小时 | 生成时间:2026-10-11 15:14</w:t>
       </w:r>
     </w:p>
     <w:p>
@@ -70,6 +70,108 @@
           <w:color w:val="888888"/>
           <w:sz w:val="24"/>
         </w:rPr>
+        <w:t>小鹏集团官宣将携物理 AI 全品类产品亮相巴黎车展</w:t>
+      </w:r>
+    </w:p>
+    <w:p>
+      <w:r>
+        <w:rPr>
+          <w:rFonts w:ascii="Times New Roman" w:hAnsi="Times New Roman" w:eastAsia="宋体"/>
+          <w:color w:val="888888"/>
+          <w:sz w:val="18"/>
+        </w:rPr>
+        <w:t>来源:IT之家 | 时间:10-11 14:07</w:t>
+      </w:r>
+    </w:p>
+    <w:p>
+      <w:r>
+        <w:rPr>
+          <w:rFonts w:ascii="Times New Roman" w:hAnsi="Times New Roman" w:eastAsia="宋体"/>
+          <w:sz w:val="18"/>
+        </w:rPr>
+        <w:t>链接:</w:t>
+      </w:r>
+      <w:hyperlink r:id="rId9">
+        <w:r>
+          <w:rPr>
+            <w:color w:val="0563C1"/>
+            <w:u w:val="single"/>
+          </w:rPr>
+          <w:t>小鹏集团官宣将携物理 AI 全品类产品亮相巴黎车展</w:t>
+        </w:r>
+      </w:hyperlink>
+    </w:p>
+    <w:p>
+      <w:pPr>
+        <w:pStyle w:val="Heading3"/>
+      </w:pPr>
+      <w:r>
+        <w:rPr>
+          <w:rFonts w:ascii="Times New Roman" w:hAnsi="Times New Roman" w:eastAsia="黑体"/>
+          <w:b w:val="0"/>
+          <w:color w:val="888888"/>
+          <w:sz w:val="24"/>
+        </w:rPr>
+        <w:t>【C级·参考】</w:t>
+      </w:r>
+      <w:r>
+        <w:rPr>
+          <w:rFonts w:ascii="Times New Roman" w:hAnsi="Times New Roman" w:eastAsia="黑体"/>
+          <w:b w:val="0"/>
+          <w:color w:val="888888"/>
+          <w:sz w:val="24"/>
+        </w:rPr>
+        <w:t>拒绝签署《暗影蜘蛛侠》AI 授权协议，演员尼古拉斯 · 凯奇称可能不会再和亚马逊合作</w:t>
+      </w:r>
+    </w:p>
+    <w:p>
+      <w:r>
+        <w:rPr>
+          <w:rFonts w:ascii="Times New Roman" w:hAnsi="Times New Roman" w:eastAsia="宋体"/>
+          <w:color w:val="888888"/>
+          <w:sz w:val="18"/>
+        </w:rPr>
+        <w:t>来源:IT之家 | 时间:10-11 13:57</w:t>
+      </w:r>
+    </w:p>
+    <w:p>
+      <w:r>
+        <w:rPr>
+          <w:rFonts w:ascii="Times New Roman" w:hAnsi="Times New Roman" w:eastAsia="宋体"/>
+          <w:sz w:val="18"/>
+        </w:rPr>
+        <w:t>链接:</w:t>
+      </w:r>
+      <w:hyperlink r:id="rId10">
+        <w:r>
+          <w:rPr>
+            <w:color w:val="0563C1"/>
+            <w:u w:val="single"/>
+          </w:rPr>
+          <w:t>拒绝签署《暗影蜘蛛侠》AI 授权协议，演员尼古拉斯 · 凯奇称可能不会再和亚马逊合作</w:t>
+        </w:r>
+      </w:hyperlink>
+    </w:p>
+    <w:p>
+      <w:pPr>
+        <w:pStyle w:val="Heading3"/>
+      </w:pPr>
+      <w:r>
+        <w:rPr>
+          <w:rFonts w:ascii="Times New Roman" w:hAnsi="Times New Roman" w:eastAsia="黑体"/>
+          <w:b w:val="0"/>
+          <w:color w:val="888888"/>
+          <w:sz w:val="24"/>
+        </w:rPr>
+        <w:t>【C级·参考】</w:t>
+      </w:r>
+      <w:r>
+        <w:rPr>
+          <w:rFonts w:ascii="Times New Roman" w:hAnsi="Times New Roman" w:eastAsia="黑体"/>
+          <w:b w:val="0"/>
+          <w:color w:val="888888"/>
+          <w:sz w:val="24"/>
+        </w:rPr>
         <w:t>磐镭 YO2 锐龙 AI Max+ PRO 495 版迷你工作站开售：192GB+2TB 售价 49999 元</w:t>
       </w:r>
     </w:p>
@@ -91,7 +193,7 @@
         </w:rPr>
         <w:t>链接:</w:t>
       </w:r>
-      <w:hyperlink r:id="rId9">
+      <w:hyperlink r:id="rId11">
         <w:r>
           <w:rPr>
             <w:color w:val="0563C1"/>
@@ -142,7 +244,7 @@
         </w:rPr>
         <w:t>链接:</w:t>
       </w:r>
-      <w:hyperlink r:id="rId10">
+      <w:hyperlink r:id="rId12">
         <w:r>
           <w:rPr>
             <w:color w:val="0563C1"/>
@@ -193,7 +295,7 @@
         </w:rPr>
         <w:t>链接:</w:t>
       </w:r>
-      <w:hyperlink r:id="rId11">
+      <w:hyperlink r:id="rId13">
         <w:r>
           <w:rPr>
             <w:color w:val="0563C1"/>
@@ -244,7 +346,7 @@
         </w:rPr>
         <w:t>链接:</w:t>
       </w:r>
-      <w:hyperlink r:id="rId12">
+      <w:hyperlink r:id="rId14">
         <w:r>
           <w:rPr>
             <w:color w:val="0563C1"/>
@@ -295,7 +397,7 @@
         </w:rPr>
         <w:t>链接:</w:t>
       </w:r>
-      <w:hyperlink r:id="rId13">
+      <w:hyperlink r:id="rId15">
         <w:r>
           <w:rPr>
             <w:color w:val="0563C1"/>
@@ -346,7 +448,7 @@
         </w:rPr>
         <w:t>链接:</w:t>
       </w:r>
-      <w:hyperlink r:id="rId14">
+      <w:hyperlink r:id="rId16">
         <w:r>
           <w:rPr>
             <w:color w:val="0563C1"/>
@@ -397,7 +499,7 @@
         </w:rPr>
         <w:t>链接:</w:t>
       </w:r>
-      <w:hyperlink r:id="rId15">
+      <w:hyperlink r:id="rId17">
         <w:r>
           <w:rPr>
             <w:color w:val="0563C1"/>
@@ -448,7 +550,7 @@
         </w:rPr>
         <w:t>链接:</w:t>
       </w:r>
-      <w:hyperlink r:id="rId16">
+      <w:hyperlink r:id="rId18">
         <w:r>
           <w:rPr>
             <w:color w:val="0563C1"/>
@@ -499,7 +601,7 @@
         </w:rPr>
         <w:t>链接:</w:t>
       </w:r>
-      <w:hyperlink r:id="rId17">
+      <w:hyperlink r:id="rId19">
         <w:r>
           <w:rPr>
             <w:color w:val="0563C1"/>
@@ -550,7 +652,7 @@
         </w:rPr>
         <w:t>链接:</w:t>
       </w:r>
-      <w:hyperlink r:id="rId18">
+      <w:hyperlink r:id="rId20">
         <w:r>
           <w:rPr>
             <w:color w:val="0563C1"/>
@@ -601,166 +703,13 @@
         </w:rPr>
         <w:t>链接:</w:t>
       </w:r>
-      <w:hyperlink r:id="rId19">
+      <w:hyperlink r:id="rId21">
         <w:r>
           <w:rPr>
             <w:color w:val="0563C1"/>
             <w:u w:val="single"/>
           </w:rPr>
           <w:t>Nvidia in talks to acquire US 'open' model startup Reflection AI</w:t>
-        </w:r>
-      </w:hyperlink>
-    </w:p>
-    <w:p>
-      <w:pPr>
-        <w:pStyle w:val="Heading3"/>
-      </w:pPr>
-      <w:r>
-        <w:rPr>
-          <w:rFonts w:ascii="Times New Roman" w:hAnsi="Times New Roman" w:eastAsia="黑体"/>
-          <w:b w:val="0"/>
-          <w:color w:val="888888"/>
-          <w:sz w:val="24"/>
-        </w:rPr>
-        <w:t>【C级·参考】</w:t>
-      </w:r>
-      <w:r>
-        <w:rPr>
-          <w:rFonts w:ascii="Times New Roman" w:hAnsi="Times New Roman" w:eastAsia="黑体"/>
-          <w:b w:val="0"/>
-          <w:color w:val="888888"/>
-          <w:sz w:val="24"/>
-        </w:rPr>
-        <w:t>腾讯元器将于 11 月 9 日停止服务，所创建智能体将不再可用</w:t>
-      </w:r>
-    </w:p>
-    <w:p>
-      <w:r>
-        <w:rPr>
-          <w:rFonts w:ascii="Times New Roman" w:hAnsi="Times New Roman" w:eastAsia="宋体"/>
-          <w:color w:val="888888"/>
-          <w:sz w:val="18"/>
-        </w:rPr>
-        <w:t>来源:IT之家 | 时间:10-10 22:42</w:t>
-      </w:r>
-    </w:p>
-    <w:p>
-      <w:r>
-        <w:rPr>
-          <w:rFonts w:ascii="Times New Roman" w:hAnsi="Times New Roman" w:eastAsia="宋体"/>
-          <w:sz w:val="18"/>
-        </w:rPr>
-        <w:t>链接:</w:t>
-      </w:r>
-      <w:hyperlink r:id="rId20">
-        <w:r>
-          <w:rPr>
-            <w:color w:val="0563C1"/>
-            <w:u w:val="single"/>
-          </w:rPr>
-          <w:t>腾讯元器将于 11 月 9 日停止服务，所创建智能体将不再可用</w:t>
-        </w:r>
-      </w:hyperlink>
-    </w:p>
-    <w:p>
-      <w:pPr>
-        <w:pStyle w:val="Heading3"/>
-      </w:pPr>
-      <w:r>
-        <w:rPr>
-          <w:rFonts w:ascii="Times New Roman" w:hAnsi="Times New Roman" w:eastAsia="黑体"/>
-          <w:b w:val="0"/>
-          <w:color w:val="888888"/>
-          <w:sz w:val="24"/>
-        </w:rPr>
-        <w:t>【C级·参考】</w:t>
-      </w:r>
-      <w:r>
-        <w:rPr>
-          <w:rFonts w:ascii="Times New Roman" w:hAnsi="Times New Roman" w:eastAsia="黑体"/>
-          <w:b w:val="0"/>
-          <w:color w:val="888888"/>
-          <w:sz w:val="24"/>
-        </w:rPr>
-        <w:t>铭凡首款无风扇全闪 AI NAS 机型 S5 将于 10 月中下旬国行开售</w:t>
-      </w:r>
-    </w:p>
-    <w:p>
-      <w:r>
-        <w:rPr>
-          <w:rFonts w:ascii="Times New Roman" w:hAnsi="Times New Roman" w:eastAsia="宋体"/>
-          <w:color w:val="888888"/>
-          <w:sz w:val="18"/>
-        </w:rPr>
-        <w:t>来源:IT之家 | 时间:10-10 22:14</w:t>
-      </w:r>
-    </w:p>
-    <w:p>
-      <w:r>
-        <w:rPr>
-          <w:rFonts w:ascii="Times New Roman" w:hAnsi="Times New Roman" w:eastAsia="宋体"/>
-          <w:sz w:val="18"/>
-        </w:rPr>
-        <w:t>链接:</w:t>
-      </w:r>
-      <w:hyperlink r:id="rId21">
-        <w:r>
-          <w:rPr>
-            <w:color w:val="0563C1"/>
-            <w:u w:val="single"/>
-          </w:rPr>
-          <w:t>铭凡首款无风扇全闪 AI NAS 机型 S5 将于 10 月中下旬国行开售</w:t>
-        </w:r>
-      </w:hyperlink>
-    </w:p>
-    <w:p>
-      <w:pPr>
-        <w:pStyle w:val="Heading3"/>
-      </w:pPr>
-      <w:r>
-        <w:rPr>
-          <w:rFonts w:ascii="Times New Roman" w:hAnsi="Times New Roman" w:eastAsia="黑体"/>
-          <w:b w:val="0"/>
-          <w:color w:val="888888"/>
-          <w:sz w:val="24"/>
-        </w:rPr>
-        <w:t>【C级·参考】</w:t>
-      </w:r>
-      <w:r>
-        <w:rPr>
-          <w:rFonts w:ascii="Times New Roman" w:hAnsi="Times New Roman" w:eastAsia="黑体"/>
-          <w:b w:val="0"/>
-          <w:color w:val="888888"/>
-          <w:sz w:val="24"/>
-        </w:rPr>
-        <w:t>阿里千问AI眼镜N1 Pro支持“眼动追踪”与“虹膜支付”，10月13日现货发售</w:t>
-      </w:r>
-    </w:p>
-    <w:p>
-      <w:r>
-        <w:rPr>
-          <w:rFonts w:ascii="Times New Roman" w:hAnsi="Times New Roman" w:eastAsia="宋体"/>
-          <w:color w:val="888888"/>
-          <w:sz w:val="18"/>
-        </w:rPr>
-        <w:t>来源:Bing新闻 | 时间:10-10 20:12</w:t>
-      </w:r>
-    </w:p>
-    <w:p>
-      <w:r>
-        <w:rPr>
-          <w:rFonts w:ascii="Times New Roman" w:hAnsi="Times New Roman" w:eastAsia="宋体"/>
-          <w:sz w:val="18"/>
-        </w:rPr>
-        <w:t>链接:</w:t>
-      </w:r>
-      <w:hyperlink r:id="rId22">
-        <w:r>
-          <w:rPr>
-            <w:color w:val="0563C1"/>
-            <w:u w:val="single"/>
-          </w:rPr>
-          <w:t>阿里千问AI眼镜N1 Pro支持“眼动追踪”与“虹膜支付”，10月13日现货发售</w:t>
         </w:r>
       </w:hyperlink>
     </w:p>
@@ -805,13 +754,64 @@
         </w:rPr>
         <w:t>链接:</w:t>
       </w:r>
+      <w:hyperlink r:id="rId22">
+        <w:r>
+          <w:rPr>
+            <w:color w:val="0563C1"/>
+            <w:u w:val="single"/>
+          </w:rPr>
+          <w:t>Talorys – A self-hosted personal AI agent on Cloudflare's free tier</w:t>
+        </w:r>
+      </w:hyperlink>
+    </w:p>
+    <w:p>
+      <w:pPr>
+        <w:pStyle w:val="Heading3"/>
+      </w:pPr>
+      <w:r>
+        <w:rPr>
+          <w:rFonts w:ascii="Times New Roman" w:hAnsi="Times New Roman" w:eastAsia="黑体"/>
+          <w:b w:val="0"/>
+          <w:color w:val="888888"/>
+          <w:sz w:val="24"/>
+        </w:rPr>
+        <w:t>【C级·参考】</w:t>
+      </w:r>
+      <w:r>
+        <w:rPr>
+          <w:rFonts w:ascii="Times New Roman" w:hAnsi="Times New Roman" w:eastAsia="黑体"/>
+          <w:b w:val="0"/>
+          <w:color w:val="888888"/>
+          <w:sz w:val="24"/>
+        </w:rPr>
+        <w:t>超110台AR眼镜投入WTTC全球峰会 中国AI翻译方案迈进世界旅游业舞台</w:t>
+      </w:r>
+    </w:p>
+    <w:p>
+      <w:r>
+        <w:rPr>
+          <w:rFonts w:ascii="Times New Roman" w:hAnsi="Times New Roman" w:eastAsia="宋体"/>
+          <w:color w:val="888888"/>
+          <w:sz w:val="18"/>
+        </w:rPr>
+        <w:t>来源:Bing新闻 | 时间:10-10 17:50</w:t>
+      </w:r>
+    </w:p>
+    <w:p>
+      <w:r>
+        <w:rPr>
+          <w:rFonts w:ascii="Times New Roman" w:hAnsi="Times New Roman" w:eastAsia="宋体"/>
+          <w:sz w:val="18"/>
+        </w:rPr>
+        <w:t>链接:</w:t>
+      </w:r>
       <w:hyperlink r:id="rId23">
         <w:r>
           <w:rPr>
             <w:color w:val="0563C1"/>
             <w:u w:val="single"/>
           </w:rPr>
-          <w:t>Talorys – A self-hosted personal AI agent on Cloudflare's free tier</w:t>
+          <w:t>超110台AR眼镜投入WTTC全球峰会 中国AI翻译方案迈进世界旅游业舞台</w:t>
         </w:r>
       </w:hyperlink>
     </w:p>
@@ -1123,159 +1123,6 @@
     </w:p>
     <w:p>
       <w:pPr>
-        <w:pStyle w:val="Heading3"/>
-      </w:pPr>
-      <w:r>
-        <w:rPr>
-          <w:rFonts w:ascii="Times New Roman" w:hAnsi="Times New Roman" w:eastAsia="黑体"/>
-          <w:b w:val="0"/>
-          <w:color w:val="888888"/>
-          <w:sz w:val="24"/>
-        </w:rPr>
-        <w:t>【C级·参考】</w:t>
-      </w:r>
-      <w:r>
-        <w:rPr>
-          <w:rFonts w:ascii="Times New Roman" w:hAnsi="Times New Roman" w:eastAsia="黑体"/>
-          <w:b w:val="0"/>
-          <w:color w:val="888888"/>
-          <w:sz w:val="24"/>
-        </w:rPr>
-        <w:t>穿外骨骼登山、戴AI眼镜看景……文旅越来越有“科技范儿”</w:t>
-      </w:r>
-    </w:p>
-    <w:p>
-      <w:r>
-        <w:rPr>
-          <w:rFonts w:ascii="Times New Roman" w:hAnsi="Times New Roman" w:eastAsia="宋体"/>
-          <w:color w:val="888888"/>
-          <w:sz w:val="18"/>
-        </w:rPr>
-        <w:t>来源:Bing新闻 | 时间:10-10 01:00</w:t>
-      </w:r>
-    </w:p>
-    <w:p>
-      <w:r>
-        <w:rPr>
-          <w:rFonts w:ascii="Times New Roman" w:hAnsi="Times New Roman" w:eastAsia="宋体"/>
-          <w:sz w:val="18"/>
-        </w:rPr>
-        <w:t>链接:</w:t>
-      </w:r>
-      <w:hyperlink r:id="rId30">
-        <w:r>
-          <w:rPr>
-            <w:color w:val="0563C1"/>
-            <w:u w:val="single"/>
-          </w:rPr>
-          <w:t>穿外骨骼登山、戴AI眼镜看景……文旅越来越有“科技范儿”</w:t>
-        </w:r>
-      </w:hyperlink>
-    </w:p>
-    <w:p>
-      <w:pPr>
-        <w:pStyle w:val="Heading3"/>
-      </w:pPr>
-      <w:r>
-        <w:rPr>
-          <w:rFonts w:ascii="Times New Roman" w:hAnsi="Times New Roman" w:eastAsia="黑体"/>
-          <w:b w:val="0"/>
-          <w:color w:val="888888"/>
-          <w:sz w:val="24"/>
-        </w:rPr>
-        <w:t>【C级·参考】</w:t>
-      </w:r>
-      <w:r>
-        <w:rPr>
-          <w:rFonts w:ascii="Times New Roman" w:hAnsi="Times New Roman" w:eastAsia="黑体"/>
-          <w:b w:val="0"/>
-          <w:color w:val="888888"/>
-          <w:sz w:val="24"/>
-        </w:rPr>
-        <w:t>超110台AR眼镜投入WTTC全球峰会 中国AI翻译方案迈进世界旅游业舞台</w:t>
-      </w:r>
-    </w:p>
-    <w:p>
-      <w:r>
-        <w:rPr>
-          <w:rFonts w:ascii="Times New Roman" w:hAnsi="Times New Roman" w:eastAsia="宋体"/>
-          <w:color w:val="888888"/>
-          <w:sz w:val="18"/>
-        </w:rPr>
-        <w:t>来源:Bing新闻 | 时间:10-10 01:00</w:t>
-      </w:r>
-    </w:p>
-    <w:p>
-      <w:r>
-        <w:rPr>
-          <w:rFonts w:ascii="Times New Roman" w:hAnsi="Times New Roman" w:eastAsia="宋体"/>
-          <w:sz w:val="18"/>
-        </w:rPr>
-        <w:t>链接:</w:t>
-      </w:r>
-      <w:hyperlink r:id="rId31">
-        <w:r>
-          <w:rPr>
-            <w:color w:val="0563C1"/>
-            <w:u w:val="single"/>
-          </w:rPr>
-          <w:t>超110台AR眼镜投入WTTC全球峰会 中国AI翻译方案迈进世界旅游业舞台</w:t>
-        </w:r>
-      </w:hyperlink>
-    </w:p>
-    <w:p>
-      <w:pPr>
-        <w:pStyle w:val="Heading3"/>
-      </w:pPr>
-      <w:r>
-        <w:rPr>
-          <w:rFonts w:ascii="Times New Roman" w:hAnsi="Times New Roman" w:eastAsia="黑体"/>
-          <w:b w:val="0"/>
-          <w:color w:val="888888"/>
-          <w:sz w:val="24"/>
-        </w:rPr>
-        <w:t>【C级·参考】</w:t>
-      </w:r>
-      <w:r>
-        <w:rPr>
-          <w:rFonts w:ascii="Times New Roman" w:hAnsi="Times New Roman" w:eastAsia="黑体"/>
-          <w:b w:val="0"/>
-          <w:color w:val="888888"/>
-          <w:sz w:val="24"/>
-        </w:rPr>
-        <w:t>Mxc: Microsoft Execution Containers version 1.0.0</w:t>
-      </w:r>
-    </w:p>
-    <w:p>
-      <w:r>
-        <w:rPr>
-          <w:rFonts w:ascii="Times New Roman" w:hAnsi="Times New Roman" w:eastAsia="宋体"/>
-          <w:color w:val="888888"/>
-          <w:sz w:val="18"/>
-        </w:rPr>
-        <w:t>来源:Hacker News | 时间:10-09 14:52</w:t>
-      </w:r>
-    </w:p>
-    <w:p>
-      <w:r>
-        <w:rPr>
-          <w:rFonts w:ascii="Times New Roman" w:hAnsi="Times New Roman" w:eastAsia="宋体"/>
-          <w:sz w:val="18"/>
-        </w:rPr>
-        <w:t>链接:</w:t>
-      </w:r>
-      <w:hyperlink r:id="rId32">
-        <w:r>
-          <w:rPr>
-            <w:color w:val="0563C1"/>
-            <w:u w:val="single"/>
-          </w:rPr>
-          <w:t>Mxc: Microsoft Execution Containers version 1.0.0</w:t>
-        </w:r>
-      </w:hyperlink>
-    </w:p>
-    <w:p>
-      <w:pPr>
         <w:pStyle w:val="Heading2"/>
       </w:pPr>
       <w:r>
@@ -1357,6 +1204,210 @@
           <w:color w:val="888888"/>
           <w:sz w:val="24"/>
         </w:rPr>
+        <w:t>美国任天堂总裁强调 Switch 2 多样化游戏阵容：从 5 岁到 95 岁都能玩</w:t>
+      </w:r>
+    </w:p>
+    <w:p>
+      <w:r>
+        <w:rPr>
+          <w:rFonts w:ascii="Times New Roman" w:hAnsi="Times New Roman" w:eastAsia="宋体"/>
+          <w:color w:val="888888"/>
+          <w:sz w:val="18"/>
+        </w:rPr>
+        <w:t>来源:IT之家 | 时间:10-11 15:03</w:t>
+      </w:r>
+    </w:p>
+    <w:p>
+      <w:r>
+        <w:rPr>
+          <w:rFonts w:ascii="Times New Roman" w:hAnsi="Times New Roman" w:eastAsia="宋体"/>
+          <w:sz w:val="18"/>
+        </w:rPr>
+        <w:t>链接:</w:t>
+      </w:r>
+      <w:hyperlink r:id="rId30">
+        <w:r>
+          <w:rPr>
+            <w:color w:val="0563C1"/>
+            <w:u w:val="single"/>
+          </w:rPr>
+          <w:t>美国任天堂总裁强调 Switch 2 多样化游戏阵容：从 5 岁到 95 岁都能玩</w:t>
+        </w:r>
+      </w:hyperlink>
+    </w:p>
+    <w:p>
+      <w:pPr>
+        <w:pStyle w:val="Heading3"/>
+      </w:pPr>
+      <w:r>
+        <w:rPr>
+          <w:rFonts w:ascii="Times New Roman" w:hAnsi="Times New Roman" w:eastAsia="黑体"/>
+          <w:b w:val="0"/>
+          <w:color w:val="888888"/>
+          <w:sz w:val="24"/>
+        </w:rPr>
+        <w:t>【C级·参考】</w:t>
+      </w:r>
+      <w:r>
+        <w:rPr>
+          <w:rFonts w:ascii="Times New Roman" w:hAnsi="Times New Roman" w:eastAsia="黑体"/>
+          <w:b w:val="0"/>
+          <w:color w:val="888888"/>
+          <w:sz w:val="24"/>
+        </w:rPr>
+        <w:t>消息称游戏《地铁 2039》将于 10 月 13 日开启预购，定价 69.99 欧元起</w:t>
+      </w:r>
+    </w:p>
+    <w:p>
+      <w:r>
+        <w:rPr>
+          <w:rFonts w:ascii="Times New Roman" w:hAnsi="Times New Roman" w:eastAsia="宋体"/>
+          <w:color w:val="888888"/>
+          <w:sz w:val="18"/>
+        </w:rPr>
+        <w:t>来源:IT之家 | 时间:10-11 14:52</w:t>
+      </w:r>
+    </w:p>
+    <w:p>
+      <w:r>
+        <w:rPr>
+          <w:rFonts w:ascii="Times New Roman" w:hAnsi="Times New Roman" w:eastAsia="宋体"/>
+          <w:sz w:val="18"/>
+        </w:rPr>
+        <w:t>链接:</w:t>
+      </w:r>
+      <w:hyperlink r:id="rId31">
+        <w:r>
+          <w:rPr>
+            <w:color w:val="0563C1"/>
+            <w:u w:val="single"/>
+          </w:rPr>
+          <w:t>消息称游戏《地铁 2039》将于 10 月 13 日开启预购，定价 69.99 欧元起</w:t>
+        </w:r>
+      </w:hyperlink>
+    </w:p>
+    <w:p>
+      <w:pPr>
+        <w:pStyle w:val="Heading3"/>
+      </w:pPr>
+      <w:r>
+        <w:rPr>
+          <w:rFonts w:ascii="Times New Roman" w:hAnsi="Times New Roman" w:eastAsia="黑体"/>
+          <w:b w:val="0"/>
+          <w:color w:val="888888"/>
+          <w:sz w:val="24"/>
+        </w:rPr>
+        <w:t>【C级·参考】</w:t>
+      </w:r>
+      <w:r>
+        <w:rPr>
+          <w:rFonts w:ascii="Times New Roman" w:hAnsi="Times New Roman" w:eastAsia="黑体"/>
+          <w:b w:val="0"/>
+          <w:color w:val="888888"/>
+          <w:sz w:val="24"/>
+        </w:rPr>
+        <w:t>开发者更新 PS5SX2 模拟器，使破解版 PS5 游戏机能运行 PS2 实体光盘游戏</w:t>
+      </w:r>
+    </w:p>
+    <w:p>
+      <w:r>
+        <w:rPr>
+          <w:rFonts w:ascii="Times New Roman" w:hAnsi="Times New Roman" w:eastAsia="宋体"/>
+          <w:color w:val="888888"/>
+          <w:sz w:val="18"/>
+        </w:rPr>
+        <w:t>来源:IT之家 | 时间:10-11 14:45</w:t>
+      </w:r>
+    </w:p>
+    <w:p>
+      <w:r>
+        <w:rPr>
+          <w:rFonts w:ascii="Times New Roman" w:hAnsi="Times New Roman" w:eastAsia="宋体"/>
+          <w:sz w:val="18"/>
+        </w:rPr>
+        <w:t>链接:</w:t>
+      </w:r>
+      <w:hyperlink r:id="rId32">
+        <w:r>
+          <w:rPr>
+            <w:color w:val="0563C1"/>
+            <w:u w:val="single"/>
+          </w:rPr>
+          <w:t>开发者更新 PS5SX2 模拟器，使破解版 PS5 游戏机能运行 PS2 实体光盘游戏</w:t>
+        </w:r>
+      </w:hyperlink>
+    </w:p>
+    <w:p>
+      <w:pPr>
+        <w:pStyle w:val="Heading3"/>
+      </w:pPr>
+      <w:r>
+        <w:rPr>
+          <w:rFonts w:ascii="Times New Roman" w:hAnsi="Times New Roman" w:eastAsia="黑体"/>
+          <w:b w:val="0"/>
+          <w:color w:val="888888"/>
+          <w:sz w:val="24"/>
+        </w:rPr>
+        <w:t>【C级·参考】</w:t>
+      </w:r>
+      <w:r>
+        <w:rPr>
+          <w:rFonts w:ascii="Times New Roman" w:hAnsi="Times New Roman" w:eastAsia="黑体"/>
+          <w:b w:val="0"/>
+          <w:color w:val="888888"/>
+          <w:sz w:val="24"/>
+        </w:rPr>
+        <w:t>一加 16 官宣首发「高精度大师陀螺仪」：至高 800Hz 采样率，超越游戏主机手柄</w:t>
+      </w:r>
+    </w:p>
+    <w:p>
+      <w:r>
+        <w:rPr>
+          <w:rFonts w:ascii="Times New Roman" w:hAnsi="Times New Roman" w:eastAsia="宋体"/>
+          <w:color w:val="888888"/>
+          <w:sz w:val="18"/>
+        </w:rPr>
+        <w:t>来源:IT之家 | 时间:10-11 14:32</w:t>
+      </w:r>
+    </w:p>
+    <w:p>
+      <w:r>
+        <w:rPr>
+          <w:rFonts w:ascii="Times New Roman" w:hAnsi="Times New Roman" w:eastAsia="宋体"/>
+          <w:sz w:val="18"/>
+        </w:rPr>
+        <w:t>链接:</w:t>
+      </w:r>
+      <w:hyperlink r:id="rId33">
+        <w:r>
+          <w:rPr>
+            <w:color w:val="0563C1"/>
+            <w:u w:val="single"/>
+          </w:rPr>
+          <w:t>一加 16 官宣首发「高精度大师陀螺仪」：至高 800Hz 采样率，超越游戏主机手柄</w:t>
+        </w:r>
+      </w:hyperlink>
+    </w:p>
+    <w:p>
+      <w:pPr>
+        <w:pStyle w:val="Heading3"/>
+      </w:pPr>
+      <w:r>
+        <w:rPr>
+          <w:rFonts w:ascii="Times New Roman" w:hAnsi="Times New Roman" w:eastAsia="黑体"/>
+          <w:b w:val="0"/>
+          <w:color w:val="888888"/>
+          <w:sz w:val="24"/>
+        </w:rPr>
+        <w:t>【C级·参考】</w:t>
+      </w:r>
+      <w:r>
+        <w:rPr>
+          <w:rFonts w:ascii="Times New Roman" w:hAnsi="Times New Roman" w:eastAsia="黑体"/>
+          <w:b w:val="0"/>
+          <w:color w:val="888888"/>
+          <w:sz w:val="24"/>
+        </w:rPr>
         <w:t>一加 16 手机预热：首发自研电竞网络芯片 G3、抗干扰电竞天线，宣称手指握住天线、网络也不波动</w:t>
       </w:r>
     </w:p>
@@ -1378,7 +1429,7 @@
         </w:rPr>
         <w:t>链接:</w:t>
       </w:r>
-      <w:hyperlink r:id="rId33">
+      <w:hyperlink r:id="rId34">
         <w:r>
           <w:rPr>
             <w:color w:val="0563C1"/>
@@ -1429,64 +1480,13 @@
         </w:rPr>
         <w:t>链接:</w:t>
       </w:r>
-      <w:hyperlink r:id="rId34">
+      <w:hyperlink r:id="rId35">
         <w:r>
           <w:rPr>
             <w:color w:val="0563C1"/>
             <w:u w:val="single"/>
           </w:rPr>
           <w:t>《星际公民》衍生单机游戏《42 中队》上架 Steam，显卡最低要求 8GB 显存</w:t>
-        </w:r>
-      </w:hyperlink>
-    </w:p>
-    <w:p>
-      <w:pPr>
-        <w:pStyle w:val="Heading3"/>
-      </w:pPr>
-      <w:r>
-        <w:rPr>
-          <w:rFonts w:ascii="Times New Roman" w:hAnsi="Times New Roman" w:eastAsia="黑体"/>
-          <w:b w:val="0"/>
-          <w:color w:val="888888"/>
-          <w:sz w:val="24"/>
-        </w:rPr>
-        <w:t>【C级·参考】</w:t>
-      </w:r>
-      <w:r>
-        <w:rPr>
-          <w:rFonts w:ascii="Times New Roman" w:hAnsi="Times New Roman" w:eastAsia="黑体"/>
-          <w:b w:val="0"/>
-          <w:color w:val="888888"/>
-          <w:sz w:val="24"/>
-        </w:rPr>
-        <w:t>华为游戏助手弹幕通知功能适配机型公布，首批含 Pura X View、Mate XT 2 等</w:t>
-      </w:r>
-    </w:p>
-    <w:p>
-      <w:r>
-        <w:rPr>
-          <w:rFonts w:ascii="Times New Roman" w:hAnsi="Times New Roman" w:eastAsia="宋体"/>
-          <w:color w:val="888888"/>
-          <w:sz w:val="18"/>
-        </w:rPr>
-        <w:t>来源:IT之家 | 时间:10-10 22:52</w:t>
-      </w:r>
-    </w:p>
-    <w:p>
-      <w:r>
-        <w:rPr>
-          <w:rFonts w:ascii="Times New Roman" w:hAnsi="Times New Roman" w:eastAsia="宋体"/>
-          <w:sz w:val="18"/>
-        </w:rPr>
-        <w:t>链接:</w:t>
-      </w:r>
-      <w:hyperlink r:id="rId35">
-        <w:r>
-          <w:rPr>
-            <w:color w:val="0563C1"/>
-            <w:u w:val="single"/>
-          </w:rPr>
-          <w:t>华为游戏助手弹幕通知功能适配机型公布，首批含 Pura X View、Mate XT 2 等</w:t>
         </w:r>
       </w:hyperlink>
     </w:p>
@@ -1686,7 +1686,7 @@
           <w:rFonts w:ascii="Times New Roman" w:hAnsi="Times New Roman" w:eastAsia="宋体"/>
           <w:sz w:val="18"/>
         </w:rPr>
-        <w:t>IT之家(60)、GameLook(7)、HackerNews(7)、Bing新闻(8)</w:t>
+        <w:t>IT之家(60)、GameLook(7)、HackerNews(5)、Bing新闻(7)</w:t>
       </w:r>
     </w:p>
     <w:p>

--- a/briefings/线口监测午报-2026-10-11.docx
+++ b/briefings/线口监测午报-2026-10-11.docx
@@ -22,7 +22,7 @@
           <w:color w:val="888888"/>
           <w:sz w:val="18"/>
         </w:rPr>
-        <w:t>监测窗口:近48小时 | 生成时间:2026-10-11 15:14</w:t>
+        <w:t>监测窗口:近48小时 | 生成时间:2026-10-11 21:56</w:t>
       </w:r>
     </w:p>
     <w:p>
@@ -70,7 +70,7 @@
           <w:color w:val="888888"/>
           <w:sz w:val="24"/>
         </w:rPr>
-        <w:t>小鹏集团官宣将携物理 AI 全品类产品亮相巴黎车展</w:t>
+        <w:t>I paid people to try and follow my README</w:t>
       </w:r>
     </w:p>
     <w:p>
@@ -80,7 +80,7 @@
           <w:color w:val="888888"/>
           <w:sz w:val="18"/>
         </w:rPr>
-        <w:t>来源:IT之家 | 时间:10-11 14:07</w:t>
+        <w:t>来源:Hacker News | 时间:10-11 19:47</w:t>
       </w:r>
     </w:p>
     <w:p>
@@ -97,7 +97,7 @@
             <w:color w:val="0563C1"/>
             <w:u w:val="single"/>
           </w:rPr>
-          <w:t>小鹏集团官宣将携物理 AI 全品类产品亮相巴黎车展</w:t>
+          <w:t>I paid people to try and follow my README</w:t>
         </w:r>
       </w:hyperlink>
     </w:p>
@@ -121,7 +121,7 @@
           <w:color w:val="888888"/>
           <w:sz w:val="24"/>
         </w:rPr>
-        <w:t>拒绝签署《暗影蜘蛛侠》AI 授权协议，演员尼古拉斯 · 凯奇称可能不会再和亚马逊合作</w:t>
+        <w:t>《VRChat》更新创作者指南：禁止使用 AI 生成误导性地图 / 角色缩略图，尚未决定上线“AI 标签”声明</w:t>
       </w:r>
     </w:p>
     <w:p>
@@ -131,7 +131,7 @@
           <w:color w:val="888888"/>
           <w:sz w:val="18"/>
         </w:rPr>
-        <w:t>来源:IT之家 | 时间:10-11 13:57</w:t>
+        <w:t>来源:IT之家 | 时间:10-11 18:54</w:t>
       </w:r>
     </w:p>
     <w:p>
@@ -148,7 +148,7 @@
             <w:color w:val="0563C1"/>
             <w:u w:val="single"/>
           </w:rPr>
-          <w:t>拒绝签署《暗影蜘蛛侠》AI 授权协议，演员尼古拉斯 · 凯奇称可能不会再和亚马逊合作</w:t>
+          <w:t>《VRChat》更新创作者指南：禁止使用 AI 生成误导性地图 / 角色缩略图，尚未决定上线“AI 标签”声明</w:t>
         </w:r>
       </w:hyperlink>
     </w:p>
@@ -172,7 +172,7 @@
           <w:color w:val="888888"/>
           <w:sz w:val="24"/>
         </w:rPr>
-        <w:t>磐镭 YO2 锐龙 AI Max+ PRO 495 版迷你工作站开售：192GB+2TB 售价 49999 元</w:t>
+        <w:t>新增河北云南：苹果 AirPods 5 主动降噪耳机 849 元国补限地区，以旧换新 699 元起</w:t>
       </w:r>
     </w:p>
     <w:p>
@@ -182,7 +182,7 @@
           <w:color w:val="888888"/>
           <w:sz w:val="18"/>
         </w:rPr>
-        <w:t>来源:IT之家 | 时间:10-11 12:34</w:t>
+        <w:t>来源:IT之家 | 时间:10-11 16:25</w:t>
       </w:r>
     </w:p>
     <w:p>
@@ -199,7 +199,7 @@
             <w:color w:val="0563C1"/>
             <w:u w:val="single"/>
           </w:rPr>
-          <w:t>磐镭 YO2 锐龙 AI Max+ PRO 495 版迷你工作站开售：192GB+2TB 售价 49999 元</w:t>
+          <w:t>新增河北云南：苹果 AirPods 5 主动降噪耳机 849 元国补限地区，以旧换新 699 元起</w:t>
         </w:r>
       </w:hyperlink>
     </w:p>
@@ -223,7 +223,7 @@
           <w:color w:val="888888"/>
           <w:sz w:val="24"/>
         </w:rPr>
-        <w:t>国家安全部揭秘为何接陌生来电先沉默三秒，称数秒语音样本可能被不法分子用于 AI 声纹克隆</w:t>
+        <w:t>Qwen-Image-2.1 Pro 和 Turbo API 上线千问 AI 平台，将图像生成与编辑能力接入应用</w:t>
       </w:r>
     </w:p>
     <w:p>
@@ -233,7 +233,7 @@
           <w:color w:val="888888"/>
           <w:sz w:val="18"/>
         </w:rPr>
-        <w:t>来源:IT之家 | 时间:10-11 11:06</w:t>
+        <w:t>来源:IT之家 | 时间:10-11 16:06</w:t>
       </w:r>
     </w:p>
     <w:p>
@@ -250,7 +250,7 @@
             <w:color w:val="0563C1"/>
             <w:u w:val="single"/>
           </w:rPr>
-          <w:t>国家安全部揭秘为何接陌生来电先沉默三秒，称数秒语音样本可能被不法分子用于 AI 声纹克隆</w:t>
+          <w:t>Qwen-Image-2.1 Pro 和 Turbo API 上线千问 AI 平台，将图像生成与编辑能力接入应用</w:t>
         </w:r>
       </w:hyperlink>
     </w:p>
@@ -274,7 +274,7 @@
           <w:color w:val="888888"/>
           <w:sz w:val="24"/>
         </w:rPr>
-        <w:t>机械革命将推 RTX Spark 迷你主机大师之路 X10，搭载 AI SSD</w:t>
+        <w:t>特朗普将 AI 人工智能改为 SI 超级智能后，马斯克宣布 SpaceXAI 官方账号正式更名 SpaceXSI</w:t>
       </w:r>
     </w:p>
     <w:p>
@@ -284,7 +284,7 @@
           <w:color w:val="888888"/>
           <w:sz w:val="18"/>
         </w:rPr>
-        <w:t>来源:IT之家 | 时间:10-11 10:05</w:t>
+        <w:t>来源:IT之家 | 时间:10-11 15:59</w:t>
       </w:r>
     </w:p>
     <w:p>
@@ -301,7 +301,7 @@
             <w:color w:val="0563C1"/>
             <w:u w:val="single"/>
           </w:rPr>
-          <w:t>机械革命将推 RTX Spark 迷你主机大师之路 X10，搭载 AI SSD</w:t>
+          <w:t>特朗普将 AI 人工智能改为 SI 超级智能后，马斯克宣布 SpaceXAI 官方账号正式更名 SpaceXSI</w:t>
         </w:r>
       </w:hyperlink>
     </w:p>
@@ -325,7 +325,7 @@
           <w:color w:val="888888"/>
           <w:sz w:val="24"/>
         </w:rPr>
-        <w:t>高通工程师质疑 Linux 系统 LTS 发行版是否过时：AI 时代也许更适合快速滚动更新补丁</w:t>
+        <w:t>马斯克称给信用卡拍照就能用 Grok Bot 购物，OpenAI 蒂博调侃“不如直接把卡发网上”</w:t>
       </w:r>
     </w:p>
     <w:p>
@@ -335,7 +335,7 @@
           <w:color w:val="888888"/>
           <w:sz w:val="18"/>
         </w:rPr>
-        <w:t>来源:IT之家 | 时间:10-11 09:34</w:t>
+        <w:t>来源:IT之家 | 时间:10-11 15:39</w:t>
       </w:r>
     </w:p>
     <w:p>
@@ -352,262 +352,7 @@
             <w:color w:val="0563C1"/>
             <w:u w:val="single"/>
           </w:rPr>
-          <w:t>高通工程师质疑 Linux 系统 LTS 发行版是否过时：AI 时代也许更适合快速滚动更新补丁</w:t>
-        </w:r>
-      </w:hyperlink>
-    </w:p>
-    <w:p>
-      <w:pPr>
-        <w:pStyle w:val="Heading3"/>
-      </w:pPr>
-      <w:r>
-        <w:rPr>
-          <w:rFonts w:ascii="Times New Roman" w:hAnsi="Times New Roman" w:eastAsia="黑体"/>
-          <w:b w:val="0"/>
-          <w:color w:val="888888"/>
-          <w:sz w:val="24"/>
-        </w:rPr>
-        <w:t>【C级·参考】</w:t>
-      </w:r>
-      <w:r>
-        <w:rPr>
-          <w:rFonts w:ascii="Times New Roman" w:hAnsi="Times New Roman" w:eastAsia="黑体"/>
-          <w:b w:val="0"/>
-          <w:color w:val="888888"/>
-          <w:sz w:val="24"/>
-        </w:rPr>
-        <w:t>IT早报 1011：苹果首款智能家居中枢渲染图曝光；四部门拟禁汽车全隐藏式门把手；出版社回应网文实体书现 AI 回复内容；懂车帝称网传前总编辑身份为假...</w:t>
-      </w:r>
-    </w:p>
-    <w:p>
-      <w:r>
-        <w:rPr>
-          <w:rFonts w:ascii="Times New Roman" w:hAnsi="Times New Roman" w:eastAsia="宋体"/>
-          <w:color w:val="888888"/>
-          <w:sz w:val="18"/>
-        </w:rPr>
-        <w:t>来源:IT之家 | 时间:10-11 07:50</w:t>
-      </w:r>
-    </w:p>
-    <w:p>
-      <w:r>
-        <w:rPr>
-          <w:rFonts w:ascii="Times New Roman" w:hAnsi="Times New Roman" w:eastAsia="宋体"/>
-          <w:sz w:val="18"/>
-        </w:rPr>
-        <w:t>链接:</w:t>
-      </w:r>
-      <w:hyperlink r:id="rId15">
-        <w:r>
-          <w:rPr>
-            <w:color w:val="0563C1"/>
-            <w:u w:val="single"/>
-          </w:rPr>
-          <w:t>IT早报 1011：苹果首款智能家居中枢渲染图曝光；四部门拟禁汽车全隐藏式门把手；出版社回应网文实体书现 AI 回复内容；懂车帝称网传前总编辑身份为假...</w:t>
-        </w:r>
-      </w:hyperlink>
-    </w:p>
-    <w:p>
-      <w:pPr>
-        <w:pStyle w:val="Heading3"/>
-      </w:pPr>
-      <w:r>
-        <w:rPr>
-          <w:rFonts w:ascii="Times New Roman" w:hAnsi="Times New Roman" w:eastAsia="黑体"/>
-          <w:b w:val="0"/>
-          <w:color w:val="888888"/>
-          <w:sz w:val="24"/>
-        </w:rPr>
-        <w:t>【C级·参考】</w:t>
-      </w:r>
-      <w:r>
-        <w:rPr>
-          <w:rFonts w:ascii="Times New Roman" w:hAnsi="Times New Roman" w:eastAsia="黑体"/>
-          <w:b w:val="0"/>
-          <w:color w:val="888888"/>
-          <w:sz w:val="24"/>
-        </w:rPr>
-        <w:t>消息称字节、腾讯加速个人 AI 智能体研发，追赶 Meta Muse</w:t>
-      </w:r>
-    </w:p>
-    <w:p>
-      <w:r>
-        <w:rPr>
-          <w:rFonts w:ascii="Times New Roman" w:hAnsi="Times New Roman" w:eastAsia="宋体"/>
-          <w:color w:val="888888"/>
-          <w:sz w:val="18"/>
-        </w:rPr>
-        <w:t>来源:IT之家 | 时间:10-11 07:45</w:t>
-      </w:r>
-    </w:p>
-    <w:p>
-      <w:r>
-        <w:rPr>
-          <w:rFonts w:ascii="Times New Roman" w:hAnsi="Times New Roman" w:eastAsia="宋体"/>
-          <w:sz w:val="18"/>
-        </w:rPr>
-        <w:t>链接:</w:t>
-      </w:r>
-      <w:hyperlink r:id="rId16">
-        <w:r>
-          <w:rPr>
-            <w:color w:val="0563C1"/>
-            <w:u w:val="single"/>
-          </w:rPr>
-          <w:t>消息称字节、腾讯加速个人 AI 智能体研发，追赶 Meta Muse</w:t>
-        </w:r>
-      </w:hyperlink>
-    </w:p>
-    <w:p>
-      <w:pPr>
-        <w:pStyle w:val="Heading3"/>
-      </w:pPr>
-      <w:r>
-        <w:rPr>
-          <w:rFonts w:ascii="Times New Roman" w:hAnsi="Times New Roman" w:eastAsia="黑体"/>
-          <w:b w:val="0"/>
-          <w:color w:val="888888"/>
-          <w:sz w:val="24"/>
-        </w:rPr>
-        <w:t>【C级·参考】</w:t>
-      </w:r>
-      <w:r>
-        <w:rPr>
-          <w:rFonts w:ascii="Times New Roman" w:hAnsi="Times New Roman" w:eastAsia="黑体"/>
-          <w:b w:val="0"/>
-          <w:color w:val="888888"/>
-          <w:sz w:val="24"/>
-        </w:rPr>
-        <w:t>微软 CEO 纳德拉：开发者应当默认假设 AI 模型失控，思考如何强制中断任务</w:t>
-      </w:r>
-    </w:p>
-    <w:p>
-      <w:r>
-        <w:rPr>
-          <w:rFonts w:ascii="Times New Roman" w:hAnsi="Times New Roman" w:eastAsia="宋体"/>
-          <w:color w:val="888888"/>
-          <w:sz w:val="18"/>
-        </w:rPr>
-        <w:t>来源:IT之家 | 时间:10-11 07:19</w:t>
-      </w:r>
-    </w:p>
-    <w:p>
-      <w:r>
-        <w:rPr>
-          <w:rFonts w:ascii="Times New Roman" w:hAnsi="Times New Roman" w:eastAsia="宋体"/>
-          <w:sz w:val="18"/>
-        </w:rPr>
-        <w:t>链接:</w:t>
-      </w:r>
-      <w:hyperlink r:id="rId17">
-        <w:r>
-          <w:rPr>
-            <w:color w:val="0563C1"/>
-            <w:u w:val="single"/>
-          </w:rPr>
-          <w:t>微软 CEO 纳德拉：开发者应当默认假设 AI 模型失控，思考如何强制中断任务</w:t>
-        </w:r>
-      </w:hyperlink>
-    </w:p>
-    <w:p>
-      <w:pPr>
-        <w:pStyle w:val="Heading3"/>
-      </w:pPr>
-      <w:r>
-        <w:rPr>
-          <w:rFonts w:ascii="Times New Roman" w:hAnsi="Times New Roman" w:eastAsia="黑体"/>
-          <w:b w:val="0"/>
-          <w:color w:val="888888"/>
-          <w:sz w:val="24"/>
-        </w:rPr>
-        <w:t>【C级·参考】</w:t>
-      </w:r>
-      <w:r>
-        <w:rPr>
-          <w:rFonts w:ascii="Times New Roman" w:hAnsi="Times New Roman" w:eastAsia="黑体"/>
-          <w:b w:val="0"/>
-          <w:color w:val="888888"/>
-          <w:sz w:val="24"/>
-        </w:rPr>
-        <w:t>亚马逊云科技向姚明发起的姚基金捐赠 100 万美元现金及云 + AI 资源，目标培养 AI + 体育复合型人才</w:t>
-      </w:r>
-    </w:p>
-    <w:p>
-      <w:r>
-        <w:rPr>
-          <w:rFonts w:ascii="Times New Roman" w:hAnsi="Times New Roman" w:eastAsia="宋体"/>
-          <w:color w:val="888888"/>
-          <w:sz w:val="18"/>
-        </w:rPr>
-        <w:t>来源:IT之家 | 时间:10-11 06:53</w:t>
-      </w:r>
-    </w:p>
-    <w:p>
-      <w:r>
-        <w:rPr>
-          <w:rFonts w:ascii="Times New Roman" w:hAnsi="Times New Roman" w:eastAsia="宋体"/>
-          <w:sz w:val="18"/>
-        </w:rPr>
-        <w:t>链接:</w:t>
-      </w:r>
-      <w:hyperlink r:id="rId18">
-        <w:r>
-          <w:rPr>
-            <w:color w:val="0563C1"/>
-            <w:u w:val="single"/>
-          </w:rPr>
-          <w:t>亚马逊云科技向姚明发起的姚基金捐赠 100 万美元现金及云 + AI 资源，目标培养 AI + 体育复合型人才</w:t>
-        </w:r>
-      </w:hyperlink>
-    </w:p>
-    <w:p>
-      <w:pPr>
-        <w:pStyle w:val="Heading3"/>
-      </w:pPr>
-      <w:r>
-        <w:rPr>
-          <w:rFonts w:ascii="Times New Roman" w:hAnsi="Times New Roman" w:eastAsia="黑体"/>
-          <w:b w:val="0"/>
-          <w:color w:val="888888"/>
-          <w:sz w:val="24"/>
-        </w:rPr>
-        <w:t>【C级·参考】</w:t>
-      </w:r>
-      <w:r>
-        <w:rPr>
-          <w:rFonts w:ascii="Times New Roman" w:hAnsi="Times New Roman" w:eastAsia="黑体"/>
-          <w:b w:val="0"/>
-          <w:color w:val="888888"/>
-          <w:sz w:val="24"/>
-        </w:rPr>
-        <w:t>消息称英伟达洽谈收购 / 追加投资 Reflection AI，加码开源模型</w:t>
-      </w:r>
-    </w:p>
-    <w:p>
-      <w:r>
-        <w:rPr>
-          <w:rFonts w:ascii="Times New Roman" w:hAnsi="Times New Roman" w:eastAsia="宋体"/>
-          <w:color w:val="888888"/>
-          <w:sz w:val="18"/>
-        </w:rPr>
-        <w:t>来源:IT之家 | 时间:10-11 06:46</w:t>
-      </w:r>
-    </w:p>
-    <w:p>
-      <w:r>
-        <w:rPr>
-          <w:rFonts w:ascii="Times New Roman" w:hAnsi="Times New Roman" w:eastAsia="宋体"/>
-          <w:sz w:val="18"/>
-        </w:rPr>
-        <w:t>链接:</w:t>
-      </w:r>
-      <w:hyperlink r:id="rId19">
-        <w:r>
-          <w:rPr>
-            <w:color w:val="0563C1"/>
-            <w:u w:val="single"/>
-          </w:rPr>
-          <w:t>消息称英伟达洽谈收购 / 追加投资 Reflection AI，加码开源模型</w:t>
+          <w:t>马斯克称给信用卡拍照就能用 Grok Bot 购物，OpenAI 蒂博调侃“不如直接把卡发网上”</w:t>
         </w:r>
       </w:hyperlink>
     </w:p>
@@ -641,7 +386,7 @@
           <w:color w:val="888888"/>
           <w:sz w:val="18"/>
         </w:rPr>
-        <w:t>来源:Bing新闻 | 时间:10-11 05:44</w:t>
+        <w:t>来源:Bing新闻 | 时间:10-11 02:59</w:t>
       </w:r>
     </w:p>
     <w:p>
@@ -652,7 +397,7 @@
         </w:rPr>
         <w:t>链接:</w:t>
       </w:r>
-      <w:hyperlink r:id="rId20">
+      <w:hyperlink r:id="rId15">
         <w:r>
           <w:rPr>
             <w:color w:val="0563C1"/>
@@ -682,7 +427,7 @@
           <w:color w:val="888888"/>
           <w:sz w:val="24"/>
         </w:rPr>
-        <w:t>Nvidia in talks to acquire US 'open' model startup Reflection AI</w:t>
+        <w:t>阿里千问AI眼镜N1 Pro支持“眼动追踪”与“虹膜支付”，10月13日现货发售</w:t>
       </w:r>
     </w:p>
     <w:p>
@@ -692,7 +437,7 @@
           <w:color w:val="888888"/>
           <w:sz w:val="18"/>
         </w:rPr>
-        <w:t>来源:Hacker News | 时间:10-11 02:48</w:t>
+        <w:t>来源:Bing新闻 | 时间:10-10 20:12</w:t>
       </w:r>
     </w:p>
     <w:p>
@@ -703,13 +448,13 @@
         </w:rPr>
         <w:t>链接:</w:t>
       </w:r>
-      <w:hyperlink r:id="rId21">
+      <w:hyperlink r:id="rId16">
         <w:r>
           <w:rPr>
             <w:color w:val="0563C1"/>
             <w:u w:val="single"/>
           </w:rPr>
-          <w:t>Nvidia in talks to acquire US 'open' model startup Reflection AI</w:t>
+          <w:t>阿里千问AI眼镜N1 Pro支持“眼动追踪”与“虹膜支付”，10月13日现货发售</w:t>
         </w:r>
       </w:hyperlink>
     </w:p>
@@ -754,64 +499,13 @@
         </w:rPr>
         <w:t>链接:</w:t>
       </w:r>
-      <w:hyperlink r:id="rId22">
+      <w:hyperlink r:id="rId17">
         <w:r>
           <w:rPr>
             <w:color w:val="0563C1"/>
             <w:u w:val="single"/>
           </w:rPr>
           <w:t>Talorys – A self-hosted personal AI agent on Cloudflare's free tier</w:t>
-        </w:r>
-      </w:hyperlink>
-    </w:p>
-    <w:p>
-      <w:pPr>
-        <w:pStyle w:val="Heading3"/>
-      </w:pPr>
-      <w:r>
-        <w:rPr>
-          <w:rFonts w:ascii="Times New Roman" w:hAnsi="Times New Roman" w:eastAsia="黑体"/>
-          <w:b w:val="0"/>
-          <w:color w:val="888888"/>
-          <w:sz w:val="24"/>
-        </w:rPr>
-        <w:t>【C级·参考】</w:t>
-      </w:r>
-      <w:r>
-        <w:rPr>
-          <w:rFonts w:ascii="Times New Roman" w:hAnsi="Times New Roman" w:eastAsia="黑体"/>
-          <w:b w:val="0"/>
-          <w:color w:val="888888"/>
-          <w:sz w:val="24"/>
-        </w:rPr>
-        <w:t>超110台AR眼镜投入WTTC全球峰会 中国AI翻译方案迈进世界旅游业舞台</w:t>
-      </w:r>
-    </w:p>
-    <w:p>
-      <w:r>
-        <w:rPr>
-          <w:rFonts w:ascii="Times New Roman" w:hAnsi="Times New Roman" w:eastAsia="宋体"/>
-          <w:color w:val="888888"/>
-          <w:sz w:val="18"/>
-        </w:rPr>
-        <w:t>来源:Bing新闻 | 时间:10-10 17:50</w:t>
-      </w:r>
-    </w:p>
-    <w:p>
-      <w:r>
-        <w:rPr>
-          <w:rFonts w:ascii="Times New Roman" w:hAnsi="Times New Roman" w:eastAsia="宋体"/>
-          <w:sz w:val="18"/>
-        </w:rPr>
-        <w:t>链接:</w:t>
-      </w:r>
-      <w:hyperlink r:id="rId23">
-        <w:r>
-          <w:rPr>
-            <w:color w:val="0563C1"/>
-            <w:u w:val="single"/>
-          </w:rPr>
-          <w:t>超110台AR眼镜投入WTTC全球峰会 中国AI翻译方案迈进世界旅游业舞台</w:t>
         </w:r>
       </w:hyperlink>
     </w:p>
@@ -856,64 +550,13 @@
         </w:rPr>
         <w:t>链接:</w:t>
       </w:r>
-      <w:hyperlink r:id="rId24">
+      <w:hyperlink r:id="rId18">
         <w:r>
           <w:rPr>
             <w:color w:val="0563C1"/>
             <w:u w:val="single"/>
           </w:rPr>
           <w:t>理想AI眼镜操盘手创业儿童硬件，已完成千万元天使轮</w:t>
-        </w:r>
-      </w:hyperlink>
-    </w:p>
-    <w:p>
-      <w:pPr>
-        <w:pStyle w:val="Heading3"/>
-      </w:pPr>
-      <w:r>
-        <w:rPr>
-          <w:rFonts w:ascii="Times New Roman" w:hAnsi="Times New Roman" w:eastAsia="黑体"/>
-          <w:b w:val="0"/>
-          <w:color w:val="888888"/>
-          <w:sz w:val="24"/>
-        </w:rPr>
-        <w:t>【C级·参考】</w:t>
-      </w:r>
-      <w:r>
-        <w:rPr>
-          <w:rFonts w:ascii="Times New Roman" w:hAnsi="Times New Roman" w:eastAsia="黑体"/>
-          <w:b w:val="0"/>
-          <w:color w:val="888888"/>
-          <w:sz w:val="24"/>
-        </w:rPr>
-        <w:t>Food processing influences metabolism and brain activity</w:t>
-      </w:r>
-    </w:p>
-    <w:p>
-      <w:r>
-        <w:rPr>
-          <w:rFonts w:ascii="Times New Roman" w:hAnsi="Times New Roman" w:eastAsia="宋体"/>
-          <w:color w:val="888888"/>
-          <w:sz w:val="18"/>
-        </w:rPr>
-        <w:t>来源:Hacker News | 时间:10-10 13:22</w:t>
-      </w:r>
-    </w:p>
-    <w:p>
-      <w:r>
-        <w:rPr>
-          <w:rFonts w:ascii="Times New Roman" w:hAnsi="Times New Roman" w:eastAsia="宋体"/>
-          <w:sz w:val="18"/>
-        </w:rPr>
-        <w:t>链接:</w:t>
-      </w:r>
-      <w:hyperlink r:id="rId25">
-        <w:r>
-          <w:rPr>
-            <w:color w:val="0563C1"/>
-            <w:u w:val="single"/>
-          </w:rPr>
-          <w:t>Food processing influences metabolism and brain activity</w:t>
         </w:r>
       </w:hyperlink>
     </w:p>
@@ -958,7 +601,7 @@
         </w:rPr>
         <w:t>链接:</w:t>
       </w:r>
-      <w:hyperlink r:id="rId26">
+      <w:hyperlink r:id="rId19">
         <w:r>
           <w:rPr>
             <w:color w:val="0563C1"/>
@@ -1009,7 +652,7 @@
         </w:rPr>
         <w:t>链接:</w:t>
       </w:r>
-      <w:hyperlink r:id="rId27">
+      <w:hyperlink r:id="rId20">
         <w:r>
           <w:rPr>
             <w:color w:val="0563C1"/>
@@ -1060,7 +703,7 @@
         </w:rPr>
         <w:t>链接:</w:t>
       </w:r>
-      <w:hyperlink r:id="rId28">
+      <w:hyperlink r:id="rId21">
         <w:r>
           <w:rPr>
             <w:color w:val="0563C1"/>
@@ -1111,13 +754,115 @@
         </w:rPr>
         <w:t>链接:</w:t>
       </w:r>
-      <w:hyperlink r:id="rId29">
+      <w:hyperlink r:id="rId22">
         <w:r>
           <w:rPr>
             <w:color w:val="0563C1"/>
             <w:u w:val="single"/>
           </w:rPr>
           <w:t>一副AI眼镜，难倒“眼镜之都”的小店主</w:t>
+        </w:r>
+      </w:hyperlink>
+    </w:p>
+    <w:p>
+      <w:pPr>
+        <w:pStyle w:val="Heading3"/>
+      </w:pPr>
+      <w:r>
+        <w:rPr>
+          <w:rFonts w:ascii="Times New Roman" w:hAnsi="Times New Roman" w:eastAsia="黑体"/>
+          <w:b w:val="0"/>
+          <w:color w:val="888888"/>
+          <w:sz w:val="24"/>
+        </w:rPr>
+        <w:t>【C级·参考】</w:t>
+      </w:r>
+      <w:r>
+        <w:rPr>
+          <w:rFonts w:ascii="Times New Roman" w:hAnsi="Times New Roman" w:eastAsia="黑体"/>
+          <w:b w:val="0"/>
+          <w:color w:val="888888"/>
+          <w:sz w:val="24"/>
+        </w:rPr>
+        <w:t>穿外骨骼登山、戴AI眼镜看景……文旅越来越有“科技范儿”</w:t>
+      </w:r>
+    </w:p>
+    <w:p>
+      <w:r>
+        <w:rPr>
+          <w:rFonts w:ascii="Times New Roman" w:hAnsi="Times New Roman" w:eastAsia="宋体"/>
+          <w:color w:val="888888"/>
+          <w:sz w:val="18"/>
+        </w:rPr>
+        <w:t>来源:Bing新闻 | 时间:10-10 01:00</w:t>
+      </w:r>
+    </w:p>
+    <w:p>
+      <w:r>
+        <w:rPr>
+          <w:rFonts w:ascii="Times New Roman" w:hAnsi="Times New Roman" w:eastAsia="宋体"/>
+          <w:sz w:val="18"/>
+        </w:rPr>
+        <w:t>链接:</w:t>
+      </w:r>
+      <w:hyperlink r:id="rId23">
+        <w:r>
+          <w:rPr>
+            <w:color w:val="0563C1"/>
+            <w:u w:val="single"/>
+          </w:rPr>
+          <w:t>穿外骨骼登山、戴AI眼镜看景……文旅越来越有“科技范儿”</w:t>
+        </w:r>
+      </w:hyperlink>
+    </w:p>
+    <w:p>
+      <w:pPr>
+        <w:pStyle w:val="Heading3"/>
+      </w:pPr>
+      <w:r>
+        <w:rPr>
+          <w:rFonts w:ascii="Times New Roman" w:hAnsi="Times New Roman" w:eastAsia="黑体"/>
+          <w:b w:val="0"/>
+          <w:color w:val="888888"/>
+          <w:sz w:val="24"/>
+        </w:rPr>
+        <w:t>【C级·参考】</w:t>
+      </w:r>
+      <w:r>
+        <w:rPr>
+          <w:rFonts w:ascii="Times New Roman" w:hAnsi="Times New Roman" w:eastAsia="黑体"/>
+          <w:b w:val="0"/>
+          <w:color w:val="888888"/>
+          <w:sz w:val="24"/>
+        </w:rPr>
+        <w:t>超110台AR眼镜投入WTTC全球峰会 中国AI翻译方案迈进世界旅游业舞台</w:t>
+      </w:r>
+    </w:p>
+    <w:p>
+      <w:r>
+        <w:rPr>
+          <w:rFonts w:ascii="Times New Roman" w:hAnsi="Times New Roman" w:eastAsia="宋体"/>
+          <w:color w:val="888888"/>
+          <w:sz w:val="18"/>
+        </w:rPr>
+        <w:t>来源:Bing新闻 | 时间:10-10 01:00</w:t>
+      </w:r>
+    </w:p>
+    <w:p>
+      <w:r>
+        <w:rPr>
+          <w:rFonts w:ascii="Times New Roman" w:hAnsi="Times New Roman" w:eastAsia="宋体"/>
+          <w:sz w:val="18"/>
+        </w:rPr>
+        <w:t>链接:</w:t>
+      </w:r>
+      <w:hyperlink r:id="rId24">
+        <w:r>
+          <w:rPr>
+            <w:color w:val="0563C1"/>
+            <w:u w:val="single"/>
+          </w:rPr>
+          <w:t>超110台AR眼镜投入WTTC全球峰会 中国AI翻译方案迈进世界旅游业舞台</w:t>
         </w:r>
       </w:hyperlink>
     </w:p>
@@ -1168,9 +913,106 @@
       </w:r>
     </w:p>
     <w:p>
+      <w:pPr>
+        <w:pStyle w:val="Heading3"/>
+      </w:pPr>
       <w:r>
-        <w:t>本线口暂无重要更新</w:t>
+        <w:rPr>
+          <w:rFonts w:ascii="Times New Roman" w:hAnsi="Times New Roman" w:eastAsia="黑体"/>
+          <w:b w:val="0"/>
+          <w:color w:val="888888"/>
+          <w:sz w:val="24"/>
+        </w:rPr>
+        <w:t>【C级·参考】</w:t>
       </w:r>
+      <w:r>
+        <w:rPr>
+          <w:rFonts w:ascii="Times New Roman" w:hAnsi="Times New Roman" w:eastAsia="黑体"/>
+          <w:b w:val="0"/>
+          <w:color w:val="888888"/>
+          <w:sz w:val="24"/>
+        </w:rPr>
+        <w:t>2026 广交会设计创新奖公布，张雪机车 820RR 获至尊金奖</w:t>
+      </w:r>
+    </w:p>
+    <w:p>
+      <w:r>
+        <w:rPr>
+          <w:rFonts w:ascii="Times New Roman" w:hAnsi="Times New Roman" w:eastAsia="宋体"/>
+          <w:color w:val="888888"/>
+          <w:sz w:val="18"/>
+        </w:rPr>
+        <w:t>来源:IT之家 | 时间:10-11 16:27</w:t>
+      </w:r>
+    </w:p>
+    <w:p>
+      <w:r>
+        <w:rPr>
+          <w:rFonts w:ascii="Times New Roman" w:hAnsi="Times New Roman" w:eastAsia="宋体"/>
+          <w:sz w:val="18"/>
+        </w:rPr>
+        <w:t>链接:</w:t>
+      </w:r>
+      <w:hyperlink r:id="rId25">
+        <w:r>
+          <w:rPr>
+            <w:color w:val="0563C1"/>
+            <w:u w:val="single"/>
+          </w:rPr>
+          <w:t>2026 广交会设计创新奖公布，张雪机车 820RR 获至尊金奖</w:t>
+        </w:r>
+      </w:hyperlink>
+    </w:p>
+    <w:p>
+      <w:pPr>
+        <w:pStyle w:val="Heading3"/>
+      </w:pPr>
+      <w:r>
+        <w:rPr>
+          <w:rFonts w:ascii="Times New Roman" w:hAnsi="Times New Roman" w:eastAsia="黑体"/>
+          <w:b w:val="0"/>
+          <w:color w:val="888888"/>
+          <w:sz w:val="24"/>
+        </w:rPr>
+        <w:t>【C级·参考】</w:t>
+      </w:r>
+      <w:r>
+        <w:rPr>
+          <w:rFonts w:ascii="Times New Roman" w:hAnsi="Times New Roman" w:eastAsia="黑体"/>
+          <w:b w:val="0"/>
+          <w:color w:val="888888"/>
+          <w:sz w:val="24"/>
+        </w:rPr>
+        <w:t>“第二代豆包手机”努比亚 NaviX Ultra「内测实验室」计划即将开启，10 月 14 日直播</w:t>
+      </w:r>
+    </w:p>
+    <w:p>
+      <w:r>
+        <w:rPr>
+          <w:rFonts w:ascii="Times New Roman" w:hAnsi="Times New Roman" w:eastAsia="宋体"/>
+          <w:color w:val="888888"/>
+          <w:sz w:val="18"/>
+        </w:rPr>
+        <w:t>来源:IT之家 | 时间:10-11 15:39</w:t>
+      </w:r>
+    </w:p>
+    <w:p>
+      <w:r>
+        <w:rPr>
+          <w:rFonts w:ascii="Times New Roman" w:hAnsi="Times New Roman" w:eastAsia="宋体"/>
+          <w:sz w:val="18"/>
+        </w:rPr>
+        <w:t>链接:</w:t>
+      </w:r>
+      <w:hyperlink r:id="rId26">
+        <w:r>
+          <w:rPr>
+            <w:color w:val="0563C1"/>
+            <w:u w:val="single"/>
+          </w:rPr>
+          <w:t>“第二代豆包手机”努比亚 NaviX Ultra「内测实验室」计划即将开启，10 月 14 日直播</w:t>
+        </w:r>
+      </w:hyperlink>
     </w:p>
     <w:p>
       <w:pPr>
@@ -1204,7 +1046,7 @@
           <w:color w:val="888888"/>
           <w:sz w:val="24"/>
         </w:rPr>
-        <w:t>美国任天堂总裁强调 Switch 2 多样化游戏阵容：从 5 岁到 95 岁都能玩</w:t>
+        <w:t>Square Enix《王国之心》系列游戏 Steam 价格永降：国区各作调整至 198 元</w:t>
       </w:r>
     </w:p>
     <w:p>
@@ -1214,7 +1056,7 @@
           <w:color w:val="888888"/>
           <w:sz w:val="18"/>
         </w:rPr>
-        <w:t>来源:IT之家 | 时间:10-11 15:03</w:t>
+        <w:t>来源:IT之家 | 时间:10-11 21:30</w:t>
       </w:r>
     </w:p>
     <w:p>
@@ -1225,13 +1067,13 @@
         </w:rPr>
         <w:t>链接:</w:t>
       </w:r>
-      <w:hyperlink r:id="rId30">
+      <w:hyperlink r:id="rId27">
         <w:r>
           <w:rPr>
             <w:color w:val="0563C1"/>
             <w:u w:val="single"/>
           </w:rPr>
-          <w:t>美国任天堂总裁强调 Switch 2 多样化游戏阵容：从 5 岁到 95 岁都能玩</w:t>
+          <w:t>Square Enix《王国之心》系列游戏 Steam 价格永降：国区各作调整至 198 元</w:t>
         </w:r>
       </w:hyperlink>
     </w:p>
@@ -1255,7 +1097,7 @@
           <w:color w:val="888888"/>
           <w:sz w:val="24"/>
         </w:rPr>
-        <w:t>消息称游戏《地铁 2039》将于 10 月 13 日开启预购，定价 69.99 欧元起</w:t>
+        <w:t>黑客组织 Cyberleek 扬言公布“完整《GTA6》游戏构建副本”，旨在抬高虚拟货币价格敛财</w:t>
       </w:r>
     </w:p>
     <w:p>
@@ -1265,7 +1107,7 @@
           <w:color w:val="888888"/>
           <w:sz w:val="18"/>
         </w:rPr>
-        <w:t>来源:IT之家 | 时间:10-11 14:52</w:t>
+        <w:t>来源:IT之家 | 时间:10-11 21:16</w:t>
       </w:r>
     </w:p>
     <w:p>
@@ -1276,13 +1118,13 @@
         </w:rPr>
         <w:t>链接:</w:t>
       </w:r>
-      <w:hyperlink r:id="rId31">
+      <w:hyperlink r:id="rId28">
         <w:r>
           <w:rPr>
             <w:color w:val="0563C1"/>
             <w:u w:val="single"/>
           </w:rPr>
-          <w:t>消息称游戏《地铁 2039》将于 10 月 13 日开启预购，定价 69.99 欧元起</w:t>
+          <w:t>黑客组织 Cyberleek 扬言公布“完整《GTA6》游戏构建副本”，旨在抬高虚拟货币价格敛财</w:t>
         </w:r>
       </w:hyperlink>
     </w:p>
@@ -1306,7 +1148,7 @@
           <w:color w:val="888888"/>
           <w:sz w:val="24"/>
         </w:rPr>
-        <w:t>开发者更新 PS5SX2 模拟器，使破解版 PS5 游戏机能运行 PS2 实体光盘游戏</w:t>
+        <w:t>华硕 ROG 八爪鱼 8 电竞无线路由器开启预约：双 10G+ 四 2.5G 网口，支持 Wi-Fi 8</w:t>
       </w:r>
     </w:p>
     <w:p>
@@ -1316,7 +1158,7 @@
           <w:color w:val="888888"/>
           <w:sz w:val="18"/>
         </w:rPr>
-        <w:t>来源:IT之家 | 时间:10-11 14:45</w:t>
+        <w:t>来源:IT之家 | 时间:10-11 19:18</w:t>
       </w:r>
     </w:p>
     <w:p>
@@ -1327,13 +1169,13 @@
         </w:rPr>
         <w:t>链接:</w:t>
       </w:r>
-      <w:hyperlink r:id="rId32">
+      <w:hyperlink r:id="rId29">
         <w:r>
           <w:rPr>
             <w:color w:val="0563C1"/>
             <w:u w:val="single"/>
           </w:rPr>
-          <w:t>开发者更新 PS5SX2 模拟器，使破解版 PS5 游戏机能运行 PS2 实体光盘游戏</w:t>
+          <w:t>华硕 ROG 八爪鱼 8 电竞无线路由器开启预约：双 10G+ 四 2.5G 网口，支持 Wi-Fi 8</w:t>
         </w:r>
       </w:hyperlink>
     </w:p>
@@ -1357,7 +1199,7 @@
           <w:color w:val="888888"/>
           <w:sz w:val="24"/>
         </w:rPr>
-        <w:t>一加 16 官宣首发「高精度大师陀螺仪」：至高 800Hz 采样率，超越游戏主机手柄</w:t>
+        <w:t>末日搜打撤游戏《HUNGER》10 月 19 日开启测试：在拿破仑时代疫病欧洲杀出血路</w:t>
       </w:r>
     </w:p>
     <w:p>
@@ -1367,7 +1209,7 @@
           <w:color w:val="888888"/>
           <w:sz w:val="18"/>
         </w:rPr>
-        <w:t>来源:IT之家 | 时间:10-11 14:32</w:t>
+        <w:t>来源:IT之家 | 时间:10-11 19:08</w:t>
       </w:r>
     </w:p>
     <w:p>
@@ -1378,13 +1220,13 @@
         </w:rPr>
         <w:t>链接:</w:t>
       </w:r>
-      <w:hyperlink r:id="rId33">
+      <w:hyperlink r:id="rId30">
         <w:r>
           <w:rPr>
             <w:color w:val="0563C1"/>
             <w:u w:val="single"/>
           </w:rPr>
-          <w:t>一加 16 官宣首发「高精度大师陀螺仪」：至高 800Hz 采样率，超越游戏主机手柄</w:t>
+          <w:t>末日搜打撤游戏《HUNGER》10 月 19 日开启测试：在拿破仑时代疫病欧洲杀出血路</w:t>
         </w:r>
       </w:hyperlink>
     </w:p>
@@ -1408,7 +1250,7 @@
           <w:color w:val="888888"/>
           <w:sz w:val="24"/>
         </w:rPr>
-        <w:t>一加 16 手机预热：首发自研电竞网络芯片 G3、抗干扰电竞天线，宣称手指握住天线、网络也不波动</w:t>
+        <w:t>开发者利用双口 USB-C 线打造“比拼手速”对战游戏，输家手机消耗自身电量给赢家充电</w:t>
       </w:r>
     </w:p>
     <w:p>
@@ -1418,7 +1260,7 @@
           <w:color w:val="888888"/>
           <w:sz w:val="18"/>
         </w:rPr>
-        <w:t>来源:IT之家 | 时间:10-11 10:50</w:t>
+        <w:t>来源:IT之家 | 时间:10-11 18:30</w:t>
       </w:r>
     </w:p>
     <w:p>
@@ -1429,13 +1271,13 @@
         </w:rPr>
         <w:t>链接:</w:t>
       </w:r>
-      <w:hyperlink r:id="rId34">
+      <w:hyperlink r:id="rId31">
         <w:r>
           <w:rPr>
             <w:color w:val="0563C1"/>
             <w:u w:val="single"/>
           </w:rPr>
-          <w:t>一加 16 手机预热：首发自研电竞网络芯片 G3、抗干扰电竞天线，宣称手指握住天线、网络也不波动</w:t>
+          <w:t>开发者利用双口 USB-C 线打造“比拼手速”对战游戏，输家手机消耗自身电量给赢家充电</w:t>
         </w:r>
       </w:hyperlink>
     </w:p>
@@ -1459,7 +1301,7 @@
           <w:color w:val="888888"/>
           <w:sz w:val="24"/>
         </w:rPr>
-        <w:t>《星际公民》衍生单机游戏《42 中队》上架 Steam，显卡最低要求 8GB 显存</w:t>
+        <w:t>Krafton 谈《PUBG Ded.Net》游戏玩法：大逃杀、肉鸽、暴力融合</w:t>
       </w:r>
     </w:p>
     <w:p>
@@ -1469,7 +1311,160 @@
           <w:color w:val="888888"/>
           <w:sz w:val="18"/>
         </w:rPr>
-        <w:t>来源:IT之家 | 时间:10-11 07:38</w:t>
+        <w:t>来源:IT之家 | 时间:10-11 18:14</w:t>
+      </w:r>
+    </w:p>
+    <w:p>
+      <w:r>
+        <w:rPr>
+          <w:rFonts w:ascii="Times New Roman" w:hAnsi="Times New Roman" w:eastAsia="宋体"/>
+          <w:sz w:val="18"/>
+        </w:rPr>
+        <w:t>链接:</w:t>
+      </w:r>
+      <w:hyperlink r:id="rId32">
+        <w:r>
+          <w:rPr>
+            <w:color w:val="0563C1"/>
+            <w:u w:val="single"/>
+          </w:rPr>
+          <w:t>Krafton 谈《PUBG Ded.Net》游戏玩法：大逃杀、肉鸽、暴力融合</w:t>
+        </w:r>
+      </w:hyperlink>
+    </w:p>
+    <w:p>
+      <w:pPr>
+        <w:pStyle w:val="Heading3"/>
+      </w:pPr>
+      <w:r>
+        <w:rPr>
+          <w:rFonts w:ascii="Times New Roman" w:hAnsi="Times New Roman" w:eastAsia="黑体"/>
+          <w:b w:val="0"/>
+          <w:color w:val="888888"/>
+          <w:sz w:val="24"/>
+        </w:rPr>
+        <w:t>【C级·参考】</w:t>
+      </w:r>
+      <w:r>
+        <w:rPr>
+          <w:rFonts w:ascii="Times New Roman" w:hAnsi="Times New Roman" w:eastAsia="黑体"/>
+          <w:b w:val="0"/>
+          <w:color w:val="888888"/>
+          <w:sz w:val="24"/>
+        </w:rPr>
+        <w:t>梁其伟确认《影之刃零》游戏至少包含 50 个 Boss、30 种主武器和 20 种副武器</w:t>
+      </w:r>
+    </w:p>
+    <w:p>
+      <w:r>
+        <w:rPr>
+          <w:rFonts w:ascii="Times New Roman" w:hAnsi="Times New Roman" w:eastAsia="宋体"/>
+          <w:color w:val="888888"/>
+          <w:sz w:val="18"/>
+        </w:rPr>
+        <w:t>来源:IT之家 | 时间:10-11 17:13</w:t>
+      </w:r>
+    </w:p>
+    <w:p>
+      <w:r>
+        <w:rPr>
+          <w:rFonts w:ascii="Times New Roman" w:hAnsi="Times New Roman" w:eastAsia="宋体"/>
+          <w:sz w:val="18"/>
+        </w:rPr>
+        <w:t>链接:</w:t>
+      </w:r>
+      <w:hyperlink r:id="rId33">
+        <w:r>
+          <w:rPr>
+            <w:color w:val="0563C1"/>
+            <w:u w:val="single"/>
+          </w:rPr>
+          <w:t>梁其伟确认《影之刃零》游戏至少包含 50 个 Boss、30 种主武器和 20 种副武器</w:t>
+        </w:r>
+      </w:hyperlink>
+    </w:p>
+    <w:p>
+      <w:pPr>
+        <w:pStyle w:val="Heading3"/>
+      </w:pPr>
+      <w:r>
+        <w:rPr>
+          <w:rFonts w:ascii="Times New Roman" w:hAnsi="Times New Roman" w:eastAsia="黑体"/>
+          <w:b w:val="0"/>
+          <w:color w:val="888888"/>
+          <w:sz w:val="24"/>
+        </w:rPr>
+        <w:t>【C级·参考】</w:t>
+      </w:r>
+      <w:r>
+        <w:rPr>
+          <w:rFonts w:ascii="Times New Roman" w:hAnsi="Times New Roman" w:eastAsia="黑体"/>
+          <w:b w:val="0"/>
+          <w:color w:val="888888"/>
+          <w:sz w:val="24"/>
+        </w:rPr>
+        <w:t>一加 16 全新游戏助手公布：射击显示增强、自研游戏相机等</w:t>
+      </w:r>
+    </w:p>
+    <w:p>
+      <w:r>
+        <w:rPr>
+          <w:rFonts w:ascii="Times New Roman" w:hAnsi="Times New Roman" w:eastAsia="宋体"/>
+          <w:color w:val="888888"/>
+          <w:sz w:val="18"/>
+        </w:rPr>
+        <w:t>来源:IT之家 | 时间:10-11 16:43</w:t>
+      </w:r>
+    </w:p>
+    <w:p>
+      <w:r>
+        <w:rPr>
+          <w:rFonts w:ascii="Times New Roman" w:hAnsi="Times New Roman" w:eastAsia="宋体"/>
+          <w:sz w:val="18"/>
+        </w:rPr>
+        <w:t>链接:</w:t>
+      </w:r>
+      <w:hyperlink r:id="rId34">
+        <w:r>
+          <w:rPr>
+            <w:color w:val="0563C1"/>
+            <w:u w:val="single"/>
+          </w:rPr>
+          <w:t>一加 16 全新游戏助手公布：射击显示增强、自研游戏相机等</w:t>
+        </w:r>
+      </w:hyperlink>
+    </w:p>
+    <w:p>
+      <w:pPr>
+        <w:pStyle w:val="Heading3"/>
+      </w:pPr>
+      <w:r>
+        <w:rPr>
+          <w:rFonts w:ascii="Times New Roman" w:hAnsi="Times New Roman" w:eastAsia="黑体"/>
+          <w:b w:val="0"/>
+          <w:color w:val="888888"/>
+          <w:sz w:val="24"/>
+        </w:rPr>
+        <w:t>【C级·参考】</w:t>
+      </w:r>
+      <w:r>
+        <w:rPr>
+          <w:rFonts w:ascii="Times New Roman" w:hAnsi="Times New Roman" w:eastAsia="黑体"/>
+          <w:b w:val="0"/>
+          <w:color w:val="888888"/>
+          <w:sz w:val="24"/>
+        </w:rPr>
+        <w:t>会员年卡 11.11 抢先促：百度网盘 158 元年内探底，B站 88VIP 网易 QQ 音乐发车</w:t>
+      </w:r>
+    </w:p>
+    <w:p>
+      <w:r>
+        <w:rPr>
+          <w:rFonts w:ascii="Times New Roman" w:hAnsi="Times New Roman" w:eastAsia="宋体"/>
+          <w:color w:val="888888"/>
+          <w:sz w:val="18"/>
+        </w:rPr>
+        <w:t>来源:IT之家 | 时间:10-11 16:13</w:t>
       </w:r>
     </w:p>
     <w:p>
@@ -1486,7 +1481,7 @@
             <w:color w:val="0563C1"/>
             <w:u w:val="single"/>
           </w:rPr>
-          <w:t>《星际公民》衍生单机游戏《42 中队》上架 Steam，显卡最低要求 8GB 显存</w:t>
+          <w:t>会员年卡 11.11 抢先促：百度网盘 158 元年内探底，B站 88VIP 网易 QQ 音乐发车</w:t>
         </w:r>
       </w:hyperlink>
     </w:p>
@@ -1686,7 +1681,7 @@
           <w:rFonts w:ascii="Times New Roman" w:hAnsi="Times New Roman" w:eastAsia="宋体"/>
           <w:sz w:val="18"/>
         </w:rPr>
-        <w:t>IT之家(60)、GameLook(7)、HackerNews(5)、Bing新闻(7)</w:t>
+        <w:t>IT之家(60)、GameLook(7)、HackerNews(4)、Bing新闻(8)</w:t>
       </w:r>
     </w:p>
     <w:p>

--- a/briefings/线口监测午报-2026-10-11.docx
+++ b/briefings/线口监测午报-2026-10-11.docx
@@ -22,7 +22,7 @@
           <w:color w:val="888888"/>
           <w:sz w:val="18"/>
         </w:rPr>
-        <w:t>监测窗口:近48小时 | 生成时间:2026-10-11 21:56</w:t>
+        <w:t>监测窗口:近48小时 | 生成时间:2026-10-11 22:52</w:t>
       </w:r>
     </w:p>
     <w:p>
@@ -274,108 +274,6 @@
           <w:color w:val="888888"/>
           <w:sz w:val="24"/>
         </w:rPr>
-        <w:t>特朗普将 AI 人工智能改为 SI 超级智能后，马斯克宣布 SpaceXAI 官方账号正式更名 SpaceXSI</w:t>
-      </w:r>
-    </w:p>
-    <w:p>
-      <w:r>
-        <w:rPr>
-          <w:rFonts w:ascii="Times New Roman" w:hAnsi="Times New Roman" w:eastAsia="宋体"/>
-          <w:color w:val="888888"/>
-          <w:sz w:val="18"/>
-        </w:rPr>
-        <w:t>来源:IT之家 | 时间:10-11 15:59</w:t>
-      </w:r>
-    </w:p>
-    <w:p>
-      <w:r>
-        <w:rPr>
-          <w:rFonts w:ascii="Times New Roman" w:hAnsi="Times New Roman" w:eastAsia="宋体"/>
-          <w:sz w:val="18"/>
-        </w:rPr>
-        <w:t>链接:</w:t>
-      </w:r>
-      <w:hyperlink r:id="rId13">
-        <w:r>
-          <w:rPr>
-            <w:color w:val="0563C1"/>
-            <w:u w:val="single"/>
-          </w:rPr>
-          <w:t>特朗普将 AI 人工智能改为 SI 超级智能后，马斯克宣布 SpaceXAI 官方账号正式更名 SpaceXSI</w:t>
-        </w:r>
-      </w:hyperlink>
-    </w:p>
-    <w:p>
-      <w:pPr>
-        <w:pStyle w:val="Heading3"/>
-      </w:pPr>
-      <w:r>
-        <w:rPr>
-          <w:rFonts w:ascii="Times New Roman" w:hAnsi="Times New Roman" w:eastAsia="黑体"/>
-          <w:b w:val="0"/>
-          <w:color w:val="888888"/>
-          <w:sz w:val="24"/>
-        </w:rPr>
-        <w:t>【C级·参考】</w:t>
-      </w:r>
-      <w:r>
-        <w:rPr>
-          <w:rFonts w:ascii="Times New Roman" w:hAnsi="Times New Roman" w:eastAsia="黑体"/>
-          <w:b w:val="0"/>
-          <w:color w:val="888888"/>
-          <w:sz w:val="24"/>
-        </w:rPr>
-        <w:t>马斯克称给信用卡拍照就能用 Grok Bot 购物，OpenAI 蒂博调侃“不如直接把卡发网上”</w:t>
-      </w:r>
-    </w:p>
-    <w:p>
-      <w:r>
-        <w:rPr>
-          <w:rFonts w:ascii="Times New Roman" w:hAnsi="Times New Roman" w:eastAsia="宋体"/>
-          <w:color w:val="888888"/>
-          <w:sz w:val="18"/>
-        </w:rPr>
-        <w:t>来源:IT之家 | 时间:10-11 15:39</w:t>
-      </w:r>
-    </w:p>
-    <w:p>
-      <w:r>
-        <w:rPr>
-          <w:rFonts w:ascii="Times New Roman" w:hAnsi="Times New Roman" w:eastAsia="宋体"/>
-          <w:sz w:val="18"/>
-        </w:rPr>
-        <w:t>链接:</w:t>
-      </w:r>
-      <w:hyperlink r:id="rId14">
-        <w:r>
-          <w:rPr>
-            <w:color w:val="0563C1"/>
-            <w:u w:val="single"/>
-          </w:rPr>
-          <w:t>马斯克称给信用卡拍照就能用 Grok Bot 购物，OpenAI 蒂博调侃“不如直接把卡发网上”</w:t>
-        </w:r>
-      </w:hyperlink>
-    </w:p>
-    <w:p>
-      <w:pPr>
-        <w:pStyle w:val="Heading3"/>
-      </w:pPr>
-      <w:r>
-        <w:rPr>
-          <w:rFonts w:ascii="Times New Roman" w:hAnsi="Times New Roman" w:eastAsia="黑体"/>
-          <w:b w:val="0"/>
-          <w:color w:val="888888"/>
-          <w:sz w:val="24"/>
-        </w:rPr>
-        <w:t>【C级·参考】</w:t>
-      </w:r>
-      <w:r>
-        <w:rPr>
-          <w:rFonts w:ascii="Times New Roman" w:hAnsi="Times New Roman" w:eastAsia="黑体"/>
-          <w:b w:val="0"/>
-          <w:color w:val="888888"/>
-          <w:sz w:val="24"/>
-        </w:rPr>
         <w:t>抱歉，AI眼镜目前仍是个“鸡肋”</w:t>
       </w:r>
     </w:p>
@@ -397,7 +295,7 @@
         </w:rPr>
         <w:t>链接:</w:t>
       </w:r>
-      <w:hyperlink r:id="rId15">
+      <w:hyperlink r:id="rId13">
         <w:r>
           <w:rPr>
             <w:color w:val="0563C1"/>
@@ -448,7 +346,7 @@
         </w:rPr>
         <w:t>链接:</w:t>
       </w:r>
-      <w:hyperlink r:id="rId16">
+      <w:hyperlink r:id="rId14">
         <w:r>
           <w:rPr>
             <w:color w:val="0563C1"/>
@@ -499,7 +397,7 @@
         </w:rPr>
         <w:t>链接:</w:t>
       </w:r>
-      <w:hyperlink r:id="rId17">
+      <w:hyperlink r:id="rId15">
         <w:r>
           <w:rPr>
             <w:color w:val="0563C1"/>
@@ -550,7 +448,7 @@
         </w:rPr>
         <w:t>链接:</w:t>
       </w:r>
-      <w:hyperlink r:id="rId18">
+      <w:hyperlink r:id="rId16">
         <w:r>
           <w:rPr>
             <w:color w:val="0563C1"/>
@@ -601,7 +499,7 @@
         </w:rPr>
         <w:t>链接:</w:t>
       </w:r>
-      <w:hyperlink r:id="rId19">
+      <w:hyperlink r:id="rId17">
         <w:r>
           <w:rPr>
             <w:color w:val="0563C1"/>
@@ -652,7 +550,7 @@
         </w:rPr>
         <w:t>链接:</w:t>
       </w:r>
-      <w:hyperlink r:id="rId20">
+      <w:hyperlink r:id="rId18">
         <w:r>
           <w:rPr>
             <w:color w:val="0563C1"/>
@@ -703,7 +601,7 @@
         </w:rPr>
         <w:t>链接:</w:t>
       </w:r>
-      <w:hyperlink r:id="rId21">
+      <w:hyperlink r:id="rId19">
         <w:r>
           <w:rPr>
             <w:color w:val="0563C1"/>
@@ -754,7 +652,7 @@
         </w:rPr>
         <w:t>链接:</w:t>
       </w:r>
-      <w:hyperlink r:id="rId22">
+      <w:hyperlink r:id="rId20">
         <w:r>
           <w:rPr>
             <w:color w:val="0563C1"/>
@@ -805,7 +703,7 @@
         </w:rPr>
         <w:t>链接:</w:t>
       </w:r>
-      <w:hyperlink r:id="rId23">
+      <w:hyperlink r:id="rId21">
         <w:r>
           <w:rPr>
             <w:color w:val="0563C1"/>
@@ -856,7 +754,7 @@
         </w:rPr>
         <w:t>链接:</w:t>
       </w:r>
-      <w:hyperlink r:id="rId24">
+      <w:hyperlink r:id="rId22">
         <w:r>
           <w:rPr>
             <w:color w:val="0563C1"/>
@@ -953,64 +851,13 @@
         </w:rPr>
         <w:t>链接:</w:t>
       </w:r>
-      <w:hyperlink r:id="rId25">
+      <w:hyperlink r:id="rId23">
         <w:r>
           <w:rPr>
             <w:color w:val="0563C1"/>
             <w:u w:val="single"/>
           </w:rPr>
           <w:t>2026 广交会设计创新奖公布，张雪机车 820RR 获至尊金奖</w:t>
-        </w:r>
-      </w:hyperlink>
-    </w:p>
-    <w:p>
-      <w:pPr>
-        <w:pStyle w:val="Heading3"/>
-      </w:pPr>
-      <w:r>
-        <w:rPr>
-          <w:rFonts w:ascii="Times New Roman" w:hAnsi="Times New Roman" w:eastAsia="黑体"/>
-          <w:b w:val="0"/>
-          <w:color w:val="888888"/>
-          <w:sz w:val="24"/>
-        </w:rPr>
-        <w:t>【C级·参考】</w:t>
-      </w:r>
-      <w:r>
-        <w:rPr>
-          <w:rFonts w:ascii="Times New Roman" w:hAnsi="Times New Roman" w:eastAsia="黑体"/>
-          <w:b w:val="0"/>
-          <w:color w:val="888888"/>
-          <w:sz w:val="24"/>
-        </w:rPr>
-        <w:t>“第二代豆包手机”努比亚 NaviX Ultra「内测实验室」计划即将开启，10 月 14 日直播</w:t>
-      </w:r>
-    </w:p>
-    <w:p>
-      <w:r>
-        <w:rPr>
-          <w:rFonts w:ascii="Times New Roman" w:hAnsi="Times New Roman" w:eastAsia="宋体"/>
-          <w:color w:val="888888"/>
-          <w:sz w:val="18"/>
-        </w:rPr>
-        <w:t>来源:IT之家 | 时间:10-11 15:39</w:t>
-      </w:r>
-    </w:p>
-    <w:p>
-      <w:r>
-        <w:rPr>
-          <w:rFonts w:ascii="Times New Roman" w:hAnsi="Times New Roman" w:eastAsia="宋体"/>
-          <w:sz w:val="18"/>
-        </w:rPr>
-        <w:t>链接:</w:t>
-      </w:r>
-      <w:hyperlink r:id="rId26">
-        <w:r>
-          <w:rPr>
-            <w:color w:val="0563C1"/>
-            <w:u w:val="single"/>
-          </w:rPr>
-          <w:t>“第二代豆包手机”努比亚 NaviX Ultra「内测实验室」计划即将开启，10 月 14 日直播</w:t>
         </w:r>
       </w:hyperlink>
     </w:p>
@@ -1067,7 +914,7 @@
         </w:rPr>
         <w:t>链接:</w:t>
       </w:r>
-      <w:hyperlink r:id="rId27">
+      <w:hyperlink r:id="rId24">
         <w:r>
           <w:rPr>
             <w:color w:val="0563C1"/>
@@ -1118,7 +965,7 @@
         </w:rPr>
         <w:t>链接:</w:t>
       </w:r>
-      <w:hyperlink r:id="rId28">
+      <w:hyperlink r:id="rId25">
         <w:r>
           <w:rPr>
             <w:color w:val="0563C1"/>
@@ -1169,7 +1016,7 @@
         </w:rPr>
         <w:t>链接:</w:t>
       </w:r>
-      <w:hyperlink r:id="rId29">
+      <w:hyperlink r:id="rId26">
         <w:r>
           <w:rPr>
             <w:color w:val="0563C1"/>
@@ -1220,7 +1067,7 @@
         </w:rPr>
         <w:t>链接:</w:t>
       </w:r>
-      <w:hyperlink r:id="rId30">
+      <w:hyperlink r:id="rId27">
         <w:r>
           <w:rPr>
             <w:color w:val="0563C1"/>
@@ -1271,7 +1118,7 @@
         </w:rPr>
         <w:t>链接:</w:t>
       </w:r>
-      <w:hyperlink r:id="rId31">
+      <w:hyperlink r:id="rId28">
         <w:r>
           <w:rPr>
             <w:color w:val="0563C1"/>
@@ -1322,7 +1169,7 @@
         </w:rPr>
         <w:t>链接:</w:t>
       </w:r>
-      <w:hyperlink r:id="rId32">
+      <w:hyperlink r:id="rId29">
         <w:r>
           <w:rPr>
             <w:color w:val="0563C1"/>
@@ -1373,7 +1220,7 @@
         </w:rPr>
         <w:t>链接:</w:t>
       </w:r>
-      <w:hyperlink r:id="rId33">
+      <w:hyperlink r:id="rId30">
         <w:r>
           <w:rPr>
             <w:color w:val="0563C1"/>
@@ -1424,7 +1271,7 @@
         </w:rPr>
         <w:t>链接:</w:t>
       </w:r>
-      <w:hyperlink r:id="rId34">
+      <w:hyperlink r:id="rId31">
         <w:r>
           <w:rPr>
             <w:color w:val="0563C1"/>
@@ -1475,7 +1322,7 @@
         </w:rPr>
         <w:t>链接:</w:t>
       </w:r>
-      <w:hyperlink r:id="rId35">
+      <w:hyperlink r:id="rId32">
         <w:r>
           <w:rPr>
             <w:color w:val="0563C1"/>
@@ -1526,7 +1373,7 @@
         </w:rPr>
         <w:t>链接:</w:t>
       </w:r>
-      <w:hyperlink r:id="rId36">
+      <w:hyperlink r:id="rId33">
         <w:r>
           <w:rPr>
             <w:color w:val="0563C1"/>
@@ -1577,7 +1424,7 @@
         </w:rPr>
         <w:t>链接:</w:t>
       </w:r>
-      <w:hyperlink r:id="rId37">
+      <w:hyperlink r:id="rId34">
         <w:r>
           <w:rPr>
             <w:color w:val="0563C1"/>
@@ -1628,7 +1475,7 @@
         </w:rPr>
         <w:t>链接:</w:t>
       </w:r>
-      <w:hyperlink r:id="rId38">
+      <w:hyperlink r:id="rId35">
         <w:r>
           <w:rPr>
             <w:color w:val="0563C1"/>
